--- a/docs/tai_lieu_nop_bai/tai_lieu_chuc_nang_ung_dung/SRS-Dac-ta-yeu-cau-phan-mem.docx
+++ b/docs/tai_lieu_nop_bai/tai_lieu_chuc_nang_ung_dung/SRS-Dac-ta-yeu-cau-phan-mem.docx
@@ -253,7 +253,7 @@
                 <w:rFonts w:ascii="Consolas" w:hAnsi="Consolas" w:eastAsia="Consolas"/>
                 <w:sz w:val="16"/>
               </w:rPr>
-              <w:t>06-BRD-tai-lieu-yeu-cau-nghiep-vu.md</w:t>
+              <w:t>BRD-Tai-lieu-yeu-cau-nghiep-vu.docx</w:t>
             </w:r>
             <w:r>
               <w:rPr>
@@ -267,7 +267,7 @@
                 <w:rFonts w:ascii="Consolas" w:hAnsi="Consolas" w:eastAsia="Consolas"/>
                 <w:sz w:val="16"/>
               </w:rPr>
-              <w:t>04-kiem-thu-nghiem-thu.md</w:t>
+              <w:t>1-Bo-kiem-thu-nghiem-thu.docx</w:t>
             </w:r>
             <w:r>
               <w:rPr>
@@ -281,35 +281,21 @@
                 <w:rFonts w:ascii="Consolas" w:hAnsi="Consolas" w:eastAsia="Consolas"/>
                 <w:sz w:val="16"/>
               </w:rPr>
-              <w:t>05-bao-cao-ket-qua-nghiem-thu.md</w:t>
-            </w:r>
-            <w:r>
-              <w:rPr>
-                <w:b w:val="0"/>
-                <w:sz w:val="18"/>
-              </w:rPr>
-              <w:t xml:space="preserve">, </w:t>
+              <w:t>2-Bao-cao-ket-qua-nghiem-thu.docx</w:t>
+            </w:r>
+            <w:r>
+              <w:rPr>
+                <w:b w:val="0"/>
+                <w:sz w:val="18"/>
+              </w:rPr>
+              <w:t xml:space="preserve">, các quyết định thiết kế của dự án (tài liệu nội bộ, không kèm theo hồ sơ), </w:t>
             </w:r>
             <w:r>
               <w:rPr>
                 <w:rFonts w:ascii="Consolas" w:hAnsi="Consolas" w:eastAsia="Consolas"/>
                 <w:sz w:val="16"/>
               </w:rPr>
-              <w:t>knowledge/adr/*</w:t>
-            </w:r>
-            <w:r>
-              <w:rPr>
-                <w:b w:val="0"/>
-                <w:sz w:val="18"/>
-              </w:rPr>
-              <w:t xml:space="preserve"> (quyết định thiết kế), </w:t>
-            </w:r>
-            <w:r>
-              <w:rPr>
-                <w:rFonts w:ascii="Consolas" w:hAnsi="Consolas" w:eastAsia="Consolas"/>
-                <w:sz w:val="16"/>
-              </w:rPr>
-              <w:t>03-phuong-an-attt-cap-do-3.md</w:t>
+              <w:t>Phuong-an-ATTT-cap-do-3.docx</w:t>
             </w:r>
           </w:p>
         </w:tc>
@@ -408,7 +394,7 @@
           <w:rFonts w:ascii="Consolas" w:hAnsi="Consolas" w:eastAsia="Consolas"/>
           <w:sz w:val="20"/>
         </w:rPr>
-        <w:t>04-kiem-thu-nghiem-thu.md</w:t>
+        <w:t>1-Bo-kiem-thu-nghiem-thu.docx</w:t>
       </w:r>
       <w:r>
         <w:rPr>
@@ -2345,7 +2331,7 @@
           <w:rFonts w:ascii="Consolas" w:hAnsi="Consolas" w:eastAsia="Consolas"/>
           <w:sz w:val="20"/>
         </w:rPr>
-        <w:t>04-kiem-thu-nghiem-thu.md</w:t>
+        <w:t>1-Bo-kiem-thu-nghiem-thu.docx</w:t>
       </w:r>
       <w:r>
         <w:rPr>
@@ -2358,7 +2344,7 @@
           <w:rFonts w:ascii="Consolas" w:hAnsi="Consolas" w:eastAsia="Consolas"/>
           <w:sz w:val="20"/>
         </w:rPr>
-        <w:t>05-bao-cao-ket-qua-nghiem-thu.md</w:t>
+        <w:t>2-Bao-cao-ket-qua-nghiem-thu.docx</w:t>
       </w:r>
       <w:r>
         <w:rPr>
@@ -21901,7 +21887,7 @@
                 <w:b w:val="0"/>
                 <w:sz w:val="18"/>
               </w:rPr>
-              <w:t>895 test đơn vị, 172 test đầu cuối đạt</w:t>
+              <w:t>898 test đơn vị, 172 test đầu cuối đạt</w:t>
             </w:r>
           </w:p>
         </w:tc>
@@ -22450,7 +22436,7 @@
           <w:rFonts w:ascii="Consolas" w:hAnsi="Consolas" w:eastAsia="Consolas"/>
           <w:sz w:val="20"/>
         </w:rPr>
-        <w:t>04-kiem-thu-nghiem-thu.md</w:t>
+        <w:t>1-Bo-kiem-thu-nghiem-thu.docx</w:t>
       </w:r>
       <w:r>
         <w:rPr>
@@ -26387,7 +26373,7 @@
           <w:rFonts w:ascii="Consolas" w:hAnsi="Consolas" w:eastAsia="Consolas"/>
           <w:sz w:val="20"/>
         </w:rPr>
-        <w:t>3-Phieu-ket-qua-202-test-case.xlsx</w:t>
+        <w:t>Bo-test-nghiem-thu-ket-qua.xlsx</w:t>
       </w:r>
       <w:r>
         <w:rPr>
@@ -26400,26 +26386,13 @@
           <w:rFonts w:ascii="Consolas" w:hAnsi="Consolas" w:eastAsia="Consolas"/>
           <w:sz w:val="20"/>
         </w:rPr>
-        <w:t>5-Evidence-tung-test-case.zip</w:t>
+        <w:t>evidence/</w:t>
       </w:r>
       <w:r>
         <w:rPr>
           <w:b w:val="0"/>
         </w:rPr>
-        <w:t xml:space="preserve"> (thư mục </w:t>
-      </w:r>
-      <w:r>
-        <w:rPr>
-          <w:rFonts w:ascii="Consolas" w:hAnsi="Consolas" w:eastAsia="Consolas"/>
-          <w:sz w:val="20"/>
-        </w:rPr>
-        <w:t>bang_chung_kiem_thu/</w:t>
-      </w:r>
-      <w:r>
-        <w:rPr>
-          <w:b w:val="0"/>
-        </w:rPr>
-        <w:t>).</w:t>
+        <w:t>.</w:t>
       </w:r>
     </w:p>
     <w:p>
@@ -32448,7 +32421,7 @@
           <w:rFonts w:ascii="Consolas" w:hAnsi="Consolas" w:eastAsia="Consolas"/>
           <w:sz w:val="20"/>
         </w:rPr>
-        <w:t>05-bao-cao-ket-qua-nghiem-thu.md</w:t>
+        <w:t>2-Bao-cao-ket-qua-nghiem-thu.docx</w:t>
       </w:r>
       <w:r>
         <w:rPr>
@@ -32473,7 +32446,7 @@
           <w:rFonts w:ascii="Consolas" w:hAnsi="Consolas" w:eastAsia="Consolas"/>
           <w:sz w:val="20"/>
         </w:rPr>
-        <w:t>05-bao-cao-ket-qua-nghiem-thu.md</w:t>
+        <w:t>2-Bao-cao-ket-qua-nghiem-thu.docx</w:t>
       </w:r>
       <w:r>
         <w:rPr>
